--- a/templates/dist/bank-fin-maintenance-payment.docx
+++ b/templates/dist/bank-fin-maintenance-payment.docx
@@ -312,6 +312,7 @@
     </w:p>
     <w:tbl>
       <w:tblPr>
+        <w:bidiVisual w:val="0"/>
         <w:tblW w:w="8983" w:type="dxa"/>
         <w:jc w:val="center"/>
         <w:tblBorders>
@@ -892,7 +893,7 @@
           <w:rtl/>
           <w:lang w:bidi="ar-AE"/>
         </w:rPr>
-        <w:t xml:space="preserve">بالاشارة للموضوع المذكور اعلاه فانه لا مانع لدي انا المالك </w:t>
+        <w:t xml:space="preserve">بالاشارة للموضوع المذكور اعلاه فانه لا مانع لدي انا المالك ‏</w:t>
       </w:r>
       <w:r>
         <w:rPr>
@@ -904,7 +905,7 @@
           <w:sz w:val="2"/>
           <w:szCs w:val="2"/>
         </w:rPr>
-        <w:t xml:space="preserve">QZ8ZQ</w:t>
+        <w:t xml:space="preserve">QZ7ZQ</w:t>
       </w:r>
       <w:r>
         <w:rPr>
@@ -954,7 +955,7 @@
           <w:rtl/>
           <w:lang w:bidi="ar-SY"/>
         </w:rPr>
-        <w:t xml:space="preserve">% </w:t>
+        <w:t xml:space="preserve">‏% </w:t>
       </w:r>
       <w:r>
         <w:rPr>
@@ -974,7 +975,7 @@
           <w:rtl/>
           <w:lang w:bidi="ar-AE"/>
         </w:rPr>
-        <w:t xml:space="preserve">نسبة اعمال الصيانة والتي هي % من قيمة المشروع </w:t>
+        <w:t xml:space="preserve">نسبة اعمال الصيانة والتي هي ‏% من قيمة المشروع </w:t>
       </w:r>
     </w:p>
     <w:p>
@@ -1037,27 +1038,7 @@
           <w:rtl/>
           <w:lang w:bidi="ar-AE"/>
         </w:rPr>
-        <w:t xml:space="preserve">                                                                            الاستشاري</w:t>
-      </w:r>
-      <w:r>
-        <w:rPr>
-          <w:rFonts w:ascii="Times New Roman" w:hAnsi="Times New Roman" w:cs="Times New Roman" w:eastAsia="Times New Roman"/>
-          <w:rtl/>
-          <w:lang w:bidi="ar-AE"/>
-          <w:color w:val="FFFFFF"/>
-          <w:spacing w:val="-20"/>
-          <w:sz w:val="2"/>
-          <w:szCs w:val="2"/>
-        </w:rPr>
-        <w:t xml:space="preserve">QZ7ZQ</w:t>
-      </w:r>
-      <w:r>
-        <w:rPr>
-          <w:rFonts w:ascii="Arial" w:hAnsi="Arial" w:hint="cs"/>
-          <w:rtl/>
-          <w:lang w:bidi="ar-AE"/>
-        </w:rPr>
-        <w:t xml:space="preserve"> :</w:t>
+        <w:t xml:space="preserve">                                                                            الاستشاري :</w:t>
       </w:r>
     </w:p>
     <w:p>
